--- a/Documentation/IIgs ROM01/ROM01Manual.docx
+++ b/Documentation/IIgs ROM01/ROM01Manual.docx
@@ -247,7 +247,10 @@
     </w:p>
     <w:p>
       <w:r>
-        <w:t>To remove a ROM from the ROM socket, we recommend gently wiggling a screwdriver underneath the chip, alternating between the top and bottom, until the ROM can be gently removed.</w:t>
+        <w:t>To remove a ROM from the ROM socket, we recommend gently wiggling a screwdriver underneath the chip, alternating between the top and bottom, until the ROM can be gently removed</w:t>
+      </w:r>
+      <w:r>
+        <w:t>, as shown above.</w:t>
       </w:r>
     </w:p>
     <w:sectPr>
@@ -982,6 +985,36 @@
     <w:qFormat/>
     <w:rsid w:val="002561CB"/>
   </w:style>
+  <w:style w:type="paragraph" w:styleId="BalloonText">
+    <w:name w:val="Balloon Text"/>
+    <w:basedOn w:val="Normal"/>
+    <w:link w:val="BalloonTextChar"/>
+    <w:uiPriority w:val="99"/>
+    <w:semiHidden/>
+    <w:unhideWhenUsed/>
+    <w:rsid w:val="00954473"/>
+    <w:pPr>
+      <w:spacing w:after="0"/>
+    </w:pPr>
+    <w:rPr>
+      <w:rFonts w:ascii="Times New Roman" w:hAnsi="Times New Roman" w:cs="Times New Roman"/>
+      <w:sz w:val="18"/>
+      <w:szCs w:val="18"/>
+    </w:rPr>
+  </w:style>
+  <w:style w:type="character" w:customStyle="1" w:styleId="BalloonTextChar">
+    <w:name w:val="Balloon Text Char"/>
+    <w:basedOn w:val="DefaultParagraphFont"/>
+    <w:link w:val="BalloonText"/>
+    <w:uiPriority w:val="99"/>
+    <w:semiHidden/>
+    <w:rsid w:val="00954473"/>
+    <w:rPr>
+      <w:rFonts w:ascii="Times New Roman" w:hAnsi="Times New Roman" w:cs="Times New Roman"/>
+      <w:sz w:val="18"/>
+      <w:szCs w:val="18"/>
+    </w:rPr>
+  </w:style>
 </w:styles>
 </file>
 
